--- a/docs/项目报告.docx
+++ b/docs/项目报告.docx
@@ -436,7 +436,7 @@
           <w:b w:val="0"/>
           <w:sz w:val="21"/>
         </w:rPr>
-        <w:t xml:space="preserve"> 中的协议参数（阈值、划分比例、负样本数、种子），本机路径由</w:t>
+        <w:t xml:space="preserve"> 中的协议参数（阈值、划分比例、负样本数、种子）与相对路径（</w:t>
       </w:r>
       <w:r>
         <w:rPr>
@@ -445,7 +445,7 @@
           <w:color w:val="C7254E"/>
           <w:sz w:val="20"/>
         </w:rPr>
-        <w:t>configs/local.yaml</w:t>
+        <w:t>data/ml-32m</w:t>
       </w:r>
       <w:r>
         <w:rPr>
@@ -453,7 +453,92 @@
           <w:b w:val="0"/>
           <w:sz w:val="21"/>
         </w:rPr>
-        <w:t xml:space="preserve"> 覆盖，保证"换机器只改一处"。</w:t>
+        <w:t>、</w:t>
+      </w:r>
+      <w:r>
+        <w:rPr>
+          <w:rFonts w:ascii="Consolas" w:hAnsi="Consolas" w:eastAsia="Consolas"/>
+          <w:b w:val="0"/>
+          <w:color w:val="C7254E"/>
+          <w:sz w:val="20"/>
+        </w:rPr>
+        <w:t>data/processed</w:t>
+      </w:r>
+      <w:r>
+        <w:rPr>
+          <w:rFonts w:ascii="宋体" w:hAnsi="宋体" w:eastAsia="宋体"/>
+          <w:b w:val="0"/>
+          <w:sz w:val="21"/>
+        </w:rPr>
+        <w:t>、</w:t>
+      </w:r>
+      <w:r>
+        <w:rPr>
+          <w:rFonts w:ascii="Consolas" w:hAnsi="Consolas" w:eastAsia="Consolas"/>
+          <w:b w:val="0"/>
+          <w:color w:val="C7254E"/>
+          <w:sz w:val="20"/>
+        </w:rPr>
+        <w:t>models</w:t>
+      </w:r>
+      <w:r>
+        <w:rPr>
+          <w:rFonts w:ascii="宋体" w:hAnsi="宋体" w:eastAsia="宋体"/>
+          <w:b w:val="0"/>
+          <w:sz w:val="21"/>
+        </w:rPr>
+        <w:t>、</w:t>
+      </w:r>
+      <w:r>
+        <w:rPr>
+          <w:rFonts w:ascii="Consolas" w:hAnsi="Consolas" w:eastAsia="Consolas"/>
+          <w:b w:val="0"/>
+          <w:color w:val="C7254E"/>
+          <w:sz w:val="20"/>
+        </w:rPr>
+        <w:t>results</w:t>
+      </w:r>
+      <w:r>
+        <w:rPr>
+          <w:rFonts w:ascii="宋体" w:hAnsi="宋体" w:eastAsia="宋体"/>
+          <w:b w:val="0"/>
+          <w:sz w:val="21"/>
+        </w:rPr>
+        <w:t xml:space="preserve">），路径统一由 </w:t>
+      </w:r>
+      <w:r>
+        <w:rPr>
+          <w:rFonts w:ascii="Consolas" w:hAnsi="Consolas" w:eastAsia="Consolas"/>
+          <w:b w:val="0"/>
+          <w:color w:val="C7254E"/>
+          <w:sz w:val="20"/>
+        </w:rPr>
+        <w:t>resolve()</w:t>
+      </w:r>
+      <w:r>
+        <w:rPr>
+          <w:rFonts w:ascii="宋体" w:hAnsi="宋体" w:eastAsia="宋体"/>
+          <w:b w:val="0"/>
+          <w:sz w:val="21"/>
+        </w:rPr>
+        <w:t xml:space="preserve"> 解析到项目根目录，换机器不需要改代码；数据集放在项目外时可复制 </w:t>
+      </w:r>
+      <w:r>
+        <w:rPr>
+          <w:rFonts w:ascii="Consolas" w:hAnsi="Consolas" w:eastAsia="Consolas"/>
+          <w:b w:val="0"/>
+          <w:color w:val="C7254E"/>
+          <w:sz w:val="20"/>
+        </w:rPr>
+        <w:t>configs/local.example.yaml</w:t>
+      </w:r>
+      <w:r>
+        <w:rPr>
+          <w:rFonts w:ascii="宋体" w:hAnsi="宋体" w:eastAsia="宋体"/>
+          <w:b w:val="0"/>
+          <w:sz w:val="21"/>
+        </w:rPr>
+        <w:t xml:space="preserve"> 覆盖。</w:t>
       </w:r>
     </w:p>
     <w:p>
@@ -2043,7 +2128,7 @@
           <w:rFonts w:ascii="Consolas" w:hAnsi="Consolas" w:eastAsia="Consolas"/>
           <w:sz w:val="18"/>
         </w:rPr>
-        <w:t>pip install -r requirements.txt                 # 依赖</w:t>
+        <w:t>pip install -r requirements.txt                  # 依赖（torch 按本机 CUDA 版本单独装）</w:t>
       </w:r>
     </w:p>
     <w:p>
@@ -2055,7 +2140,7 @@
           <w:rFonts w:ascii="Consolas" w:hAnsi="Consolas" w:eastAsia="Consolas"/>
           <w:sz w:val="18"/>
         </w:rPr>
-        <w:t>python scripts/run_all.py --config configs/local.yaml   # 全流程（约 15 分钟）</w:t>
+        <w:t># 数据集解压到 data/ml-32m/{ratings.csv, movies.csv}</w:t>
       </w:r>
     </w:p>
     <w:p>
@@ -2067,7 +2152,19 @@
           <w:rFonts w:ascii="Consolas" w:hAnsi="Consolas" w:eastAsia="Consolas"/>
           <w:sz w:val="18"/>
         </w:rPr>
-        <w:t>spark-submit --master local[4] scripts/spark_als.py     # 任务三（需 pyspark）</w:t>
+        <w:t>python scripts/run_all.py                        # 全流程（约 15 分钟，读 configs/base.yaml）</w:t>
+      </w:r>
+    </w:p>
+    <w:p>
+      <w:pPr>
+        <w:ind w:left="360"/>
+      </w:pPr>
+      <w:r>
+        <w:rPr>
+          <w:rFonts w:ascii="Consolas" w:hAnsi="Consolas" w:eastAsia="Consolas"/>
+          <w:sz w:val="18"/>
+        </w:rPr>
+        <w:t>spark-submit --master "local[4]" scripts/spark_als.py   # 任务三（需 pyspark + Java）</w:t>
       </w:r>
     </w:p>
     <w:p>
@@ -2081,7 +2178,24 @@
           <w:b w:val="0"/>
           <w:sz w:val="21"/>
         </w:rPr>
-        <w:t xml:space="preserve">所有中间产物落在 </w:t>
+        <w:t xml:space="preserve">所有路径都相对项目根目录，由 </w:t>
+      </w:r>
+      <w:r>
+        <w:rPr>
+          <w:rFonts w:ascii="Consolas" w:hAnsi="Consolas" w:eastAsia="Consolas"/>
+          <w:b w:val="0"/>
+          <w:color w:val="C7254E"/>
+          <w:sz w:val="20"/>
+        </w:rPr>
+        <w:t>src/data_io.py</w:t>
+      </w:r>
+      <w:r>
+        <w:rPr>
+          <w:rFonts w:ascii="宋体" w:hAnsi="宋体" w:eastAsia="宋体"/>
+          <w:b w:val="0"/>
+          <w:sz w:val="21"/>
+        </w:rPr>
+        <w:t xml:space="preserve"> 统一解析，因此在任何目录执行都能找到同一份数据。中间产物落在 </w:t>
       </w:r>
       <w:r>
         <w:rPr>
@@ -2166,7 +2280,24 @@
           <w:b w:val="0"/>
           <w:sz w:val="21"/>
         </w:rPr>
-        <w:t xml:space="preserve"> 已随仓库提供，便于直接核对数字。</w:t>
+        <w:t xml:space="preserve"> 已随项目提供，便于直接核对数字。热启动权重 </w:t>
+      </w:r>
+      <w:r>
+        <w:rPr>
+          <w:rFonts w:ascii="Consolas" w:hAnsi="Consolas" w:eastAsia="Consolas"/>
+          <w:b w:val="0"/>
+          <w:color w:val="C7254E"/>
+          <w:sz w:val="20"/>
+        </w:rPr>
+        <w:t>models/movielens_mf.pt</w:t>
+      </w:r>
+      <w:r>
+        <w:rPr>
+          <w:rFonts w:ascii="宋体" w:hAnsi="宋体" w:eastAsia="宋体"/>
+          <w:b w:val="0"/>
+          <w:sz w:val="21"/>
+        </w:rPr>
+        <w:t xml:space="preserve"> 随项目提供，缺失时 BPR 会自动退回随机初始化并打印提示。</w:t>
       </w:r>
     </w:p>
     <w:p>

--- a/docs/项目报告.docx
+++ b/docs/项目报告.docx
@@ -882,7 +882,24 @@
           <w:b w:val="0"/>
           <w:sz w:val="21"/>
         </w:rPr>
-        <w:t>，64 维、200,948 用户 × 84,432 电影）做热启动：只保留用户/电影 embedding 与偏置，换掉评分回归头，接上 BPR 的成对目标继续训练 4 轮。对比实验显示，热启动版本 NDCG@10 = 0.8562，随机初始化版本 0.8028，</w:t>
+        <w:t xml:space="preserve">，64 维、200,948 用户 × 84,432 电影）做热启动：只保留用户/电影 embedding 与偏置，换掉评分回归头，接上 BPR 的成对目标继续训练 4 轮。该权重的训练脚本已一并收录在 </w:t>
+      </w:r>
+      <w:r>
+        <w:rPr>
+          <w:rFonts w:ascii="Consolas" w:hAnsi="Consolas" w:eastAsia="Consolas"/>
+          <w:b w:val="0"/>
+          <w:color w:val="C7254E"/>
+          <w:sz w:val="20"/>
+        </w:rPr>
+        <w:t>legacy/big_data/Big_Data.py</w:t>
+      </w:r>
+      <w:r>
+        <w:rPr>
+          <w:rFonts w:ascii="宋体" w:hAnsi="宋体" w:eastAsia="宋体"/>
+          <w:b w:val="0"/>
+          <w:sz w:val="21"/>
+        </w:rPr>
+        <w:t>（仅把默认路径改为项目内相对路径），据此可知它用的是随机 8:1:1 划分、种子 42、验证集 RMSE 0.7640；正因为是随机划分，直接用它预测会与时间划分协议冲突（数据泄漏），所以本项目只继承其 embedding。对比实验显示，热启动版本 NDCG@10 = 0.8562，随机初始化版本 0.8028，</w:t>
       </w:r>
       <w:r>
         <w:rPr>
@@ -2341,7 +2358,24 @@
           <w:b w:val="0"/>
           <w:sz w:val="21"/>
         </w:rPr>
-        <w:t>），该权重的训练脚本与随机划分协议见原项目，本项目只使用其 embedding。</w:t>
+        <w:t xml:space="preserve">），其训练脚本与随机划分协议已收录在 </w:t>
+      </w:r>
+      <w:r>
+        <w:rPr>
+          <w:rFonts w:ascii="Consolas" w:hAnsi="Consolas" w:eastAsia="Consolas"/>
+          <w:b w:val="0"/>
+          <w:color w:val="C7254E"/>
+          <w:sz w:val="20"/>
+        </w:rPr>
+        <w:t>legacy/big_data/</w:t>
+      </w:r>
+      <w:r>
+        <w:rPr>
+          <w:rFonts w:ascii="宋体" w:hAnsi="宋体" w:eastAsia="宋体"/>
+          <w:b w:val="0"/>
+          <w:sz w:val="21"/>
+        </w:rPr>
+        <w:t>，本项目只使用其 embedding 作为 BPR 的初始化。</w:t>
       </w:r>
     </w:p>
     <w:sectPr>

--- a/docs/项目报告.docx
+++ b/docs/项目报告.docx
@@ -635,7 +635,23 @@
           <w:b w:val="0"/>
           <w:sz w:val="21"/>
         </w:rPr>
-        <w:t>。这一负面结果说明该类数据的相似度分布非常扁平——阈值 0.3 对绝大多数条目对来说过高，真正相似的对被过滤掉了。正确做法是按 Jaccard 分布下调阈值或增加 bands，或换用带权重的集合表示。项目保留该结果并如实记录，因为它正好说明"近似算法必须按数据分布调参"，而不是照搬默认值。</w:t>
+        <w:t xml:space="preserve">。这一负面结果说明该类数据的相似度分布非常扁平——阈值 0.3 对绝大多数条目对来说过高，真正相似的对被过滤掉了。进一步把头部条目缩到 300 部时 recall@20 升到 </w:t>
+      </w:r>
+      <w:r>
+        <w:rPr>
+          <w:rFonts w:ascii="宋体" w:hAnsi="宋体" w:eastAsia="宋体"/>
+          <w:b/>
+          <w:sz w:val="21"/>
+        </w:rPr>
+        <w:t>0.4375</w:t>
+      </w:r>
+      <w:r>
+        <w:rPr>
+          <w:rFonts w:ascii="宋体" w:hAnsi="宋体" w:eastAsia="宋体"/>
+          <w:b w:val="0"/>
+          <w:sz w:val="21"/>
+        </w:rPr>
+        <w:t>，说明召回率对集合规模与阈值极其敏感：同一套参数在小规模上看似可用，放大到 3,000 部就失效。正确做法是按 Jaccard 分布自适应选阈值或增加 bands，或换用带权重的集合表示。项目保留该结果并如实记录，因为它正好说明"近似算法必须按数据分布调参"，而不是照搬默认值。</w:t>
       </w:r>
     </w:p>
     <w:p>
@@ -1523,10 +1539,10 @@
             <w:r>
               <w:rPr>
                 <w:rFonts w:ascii="宋体" w:hAnsi="宋体" w:eastAsia="宋体"/>
-                <w:b w:val="0"/>
+                <w:b/>
                 <w:sz w:val="18"/>
               </w:rPr>
-              <w:t>—</w:t>
+              <w:t>0.9338</w:t>
             </w:r>
           </w:p>
         </w:tc>
